--- a/09_Технический_словарь/Технический_словарь.docx
+++ b/09_Технический_словарь/Технический_словарь.docx
@@ -171,7 +171,7 @@
           </w:tcPr>
           <w:p>
             <w:r>
-              <w:t xml:space="preserve">29</w:t>
+              <w:t xml:space="preserve">33</w:t>
             </w:r>
           </w:p>
         </w:tc>
@@ -548,6 +548,48 @@
           </w:tcPr>
           <w:p>
             <w:r>
+              <w:t xml:space="preserve">Зашлаковывание</w:t>
+            </w:r>
+          </w:p>
+        </w:tc>
+        <w:tc>
+          <w:tcPr>
+            <w:tcW w:type="dxa" w:w="2250"/>
+          </w:tcPr>
+          <w:p>
+            <w:r>
+              <w:t xml:space="preserve">Спекание золы в плотную корку на колосниковой решётке, перекрывающее проходные отверстия для воздуха</w:t>
+            </w:r>
+          </w:p>
+        </w:tc>
+        <w:tc>
+          <w:tcPr>
+            <w:tcW w:type="dxa" w:w="2250"/>
+          </w:tcPr>
+          <w:p>
+            <w:r>
+              <w:t xml:space="preserve">ЭНЦ-005, 10_Каталог_неисправностей</w:t>
+            </w:r>
+          </w:p>
+        </w:tc>
+        <w:tc>
+          <w:tcPr>
+            <w:tcW w:type="dxa" w:w="2250"/>
+          </w:tcPr>
+          <w:p>
+            <w:r>
+              <w:t xml:space="preserve">04_Энциклопедия, 10_Каталог_неисправностей</w:t>
+            </w:r>
+          </w:p>
+        </w:tc>
+      </w:tr>
+      <w:tr>
+        <w:tc>
+          <w:tcPr>
+            <w:tcW w:type="dxa" w:w="2250"/>
+          </w:tcPr>
+          <w:p>
+            <w:r>
               <w:t xml:space="preserve">Индивидуальный тепловой пункт (ИТП)</w:t>
             </w:r>
           </w:p>
@@ -716,6 +758,48 @@
           </w:tcPr>
           <w:p>
             <w:r>
+              <w:t xml:space="preserve">Колосниковая решётка</w:t>
+            </w:r>
+          </w:p>
+        </w:tc>
+        <w:tc>
+          <w:tcPr>
+            <w:tcW w:type="dxa" w:w="2250"/>
+          </w:tcPr>
+          <w:p>
+            <w:r>
+              <w:t xml:space="preserve">Элемент топки твердотопливного котла, на котором размещается слой топлива и через который проходит воздух для горения</w:t>
+            </w:r>
+          </w:p>
+        </w:tc>
+        <w:tc>
+          <w:tcPr>
+            <w:tcW w:type="dxa" w:w="2250"/>
+          </w:tcPr>
+          <w:p>
+            <w:r>
+              <w:t xml:space="preserve">ЭНЦ-005</w:t>
+            </w:r>
+          </w:p>
+        </w:tc>
+        <w:tc>
+          <w:tcPr>
+            <w:tcW w:type="dxa" w:w="2250"/>
+          </w:tcPr>
+          <w:p>
+            <w:r>
+              <w:t xml:space="preserve">01_Стандарты_СТД, 02_Регламенты_РГЛ, 04_Энциклопедия</w:t>
+            </w:r>
+          </w:p>
+        </w:tc>
+      </w:tr>
+      <w:tr>
+        <w:tc>
+          <w:tcPr>
+            <w:tcW w:type="dxa" w:w="2250"/>
+          </w:tcPr>
+          <w:p>
+            <w:r>
               <w:t xml:space="preserve">Коммерческий учёт тепловой энергии</w:t>
             </w:r>
           </w:p>
@@ -1220,6 +1304,48 @@
           </w:tcPr>
           <w:p>
             <w:r>
+              <w:t xml:space="preserve">ТЭН (трубчатый электронагреватель)</w:t>
+            </w:r>
+          </w:p>
+        </w:tc>
+        <w:tc>
+          <w:tcPr>
+            <w:tcW w:type="dxa" w:w="2250"/>
+          </w:tcPr>
+          <w:p>
+            <w:r>
+              <w:t xml:space="preserve">Нагревательный элемент, преобразующий электрическую энергию в тепловую за счёт прохождения тока через спираль внутри металлической трубки, изолированную прессованным диэлектриком</w:t>
+            </w:r>
+          </w:p>
+        </w:tc>
+        <w:tc>
+          <w:tcPr>
+            <w:tcW w:type="dxa" w:w="2250"/>
+          </w:tcPr>
+          <w:p>
+            <w:r>
+              <w:t xml:space="preserve">ЭНЦ-004</w:t>
+            </w:r>
+          </w:p>
+        </w:tc>
+        <w:tc>
+          <w:tcPr>
+            <w:tcW w:type="dxa" w:w="2250"/>
+          </w:tcPr>
+          <w:p>
+            <w:r>
+              <w:t xml:space="preserve">01_Стандарты_СТД, 02_Регламенты_РГЛ, 04_Энциклопедия</w:t>
+            </w:r>
+          </w:p>
+        </w:tc>
+      </w:tr>
+      <w:tr>
+        <w:tc>
+          <w:tcPr>
+            <w:tcW w:type="dxa" w:w="2250"/>
+          </w:tcPr>
+          <w:p>
+            <w:r>
               <w:t xml:space="preserve">Тепловая мощность аппарата</w:t>
             </w:r>
           </w:p>
@@ -1461,6 +1587,48 @@
           <w:p>
             <w:r>
               <w:t xml:space="preserve">16_Нормативные_документы, 01_Стандарты_СТД, 04_Энциклопедия</w:t>
+            </w:r>
+          </w:p>
+        </w:tc>
+      </w:tr>
+      <w:tr>
+        <w:tc>
+          <w:tcPr>
+            <w:tcW w:type="dxa" w:w="2250"/>
+          </w:tcPr>
+          <w:p>
+            <w:r>
+              <w:t xml:space="preserve">Тяга</w:t>
+            </w:r>
+          </w:p>
+        </w:tc>
+        <w:tc>
+          <w:tcPr>
+            <w:tcW w:type="dxa" w:w="2250"/>
+          </w:tcPr>
+          <w:p>
+            <w:r>
+              <w:t xml:space="preserve">Разрежение в топке и дымоходе, создаваемое разницей плотностей горячих дымовых газов и наружного воздуха (либо принудительно), обеспечивающее подачу воздуха для горения</w:t>
+            </w:r>
+          </w:p>
+        </w:tc>
+        <w:tc>
+          <w:tcPr>
+            <w:tcW w:type="dxa" w:w="2250"/>
+          </w:tcPr>
+          <w:p>
+            <w:r>
+              <w:t xml:space="preserve">ЭНЦ-005</w:t>
+            </w:r>
+          </w:p>
+        </w:tc>
+        <w:tc>
+          <w:tcPr>
+            <w:tcW w:type="dxa" w:w="2250"/>
+          </w:tcPr>
+          <w:p>
+            <w:r>
+              <w:t xml:space="preserve">01_Стандарты_СТД, 04_Энциклопедия</w:t>
             </w:r>
           </w:p>
         </w:tc>
